--- a/05_Documentacion/MANUAL-Operacion-Retrorreflectometro-Vertical-V3.6.docx
+++ b/05_Documentacion/MANUAL-Operacion-Retrorreflectometro-Vertical-V3.6.docx
@@ -181,6 +181,56 @@
       </w:r>
       <w:r>
         <w:t xml:space="preserve"> Microchip PIC18F47K42 en placa "SATLUX H-IoT".</w:t>
+      </w:r>
+    </w:p>
+    <w:p>
+      <w:pPr>
+        <w:pStyle w:val="ListBullet"/>
+      </w:pPr>
+      <w:r>
+        <w:rPr>
+          <w:b/>
+        </w:rPr>
+        <w:t>Binario de firmware:</w:t>
+      </w:r>
+      <w:r>
+        <w:t xml:space="preserve"> </w:t>
+      </w:r>
+      <w:r>
+        <w:rPr>
+          <w:rFonts w:ascii="Consolas" w:hAnsi="Consolas"/>
+          <w:color w:val="8B0000"/>
+          <w:sz w:val="18"/>
+        </w:rPr>
+        <w:t>RetroVertical_V3.6.hex</w:t>
+      </w:r>
+      <w:r>
+        <w:t xml:space="preserve"> (versión V3.6.2).</w:t>
+      </w:r>
+    </w:p>
+    <w:p>
+      <w:pPr>
+        <w:pStyle w:val="ListBullet"/>
+      </w:pPr>
+      <w:r>
+        <w:rPr>
+          <w:b/>
+        </w:rPr>
+        <w:t>Huella MD5 del firmware:</w:t>
+      </w:r>
+      <w:r>
+        <w:t xml:space="preserve"> </w:t>
+      </w:r>
+      <w:r>
+        <w:rPr>
+          <w:rFonts w:ascii="Consolas" w:hAnsi="Consolas"/>
+          <w:color w:val="8B0000"/>
+          <w:sz w:val="18"/>
+        </w:rPr>
+        <w:t>9d5d5e3951c8aa83d1465f16f3733d27</w:t>
+      </w:r>
+      <w:r>
+        <w:t>.</w:t>
       </w:r>
     </w:p>
     <w:p>
